--- a/docs/TestSuite.docx
+++ b/docs/TestSuite.docx
@@ -4,180 +4,420 @@
   <w:body>
     <w:p>
       <w:pPr>
-        <w:pStyle w:val="Heading1"/>
+        <w:keepNext/>
+        <w:spacing w:before="280" w:after="120"/>
       </w:pPr>
       <w:r>
         <w:rPr>
+          <w:rFonts w:ascii="Calibri" w:hAnsi="Calibri"/>
+          <w:b/>
           <w:color w:val="000000"/>
+          <w:sz w:val="36"/>
         </w:rPr>
         <w:t>Test Suite</w:t>
       </w:r>
     </w:p>
     <w:p>
+      <w:pPr>
+        <w:spacing w:after="160" w:before="0" w:lineRule="auto" w:line="276"/>
+        <w:jc w:val="both"/>
+      </w:pPr>
       <w:r>
         <w:rPr>
+          <w:rFonts w:ascii="Calibri" w:hAnsi="Calibri"/>
+          <w:b w:val="0"/>
+          <w:i w:val="0"/>
           <w:color w:val="000000"/>
+          <w:sz w:val="22"/>
         </w:rPr>
-        <w:t>PixLang ships with six test programs in tests/, each chosen to exercise a</w:t>
-        <w:br/>
-        <w:t>different combination of language features. Running a test produces a PNG in</w:t>
-        <w:br/>
-        <w:t>outputs/, which can be compared against the reference image bundled in the</w:t>
-        <w:br/>
-        <w:t>same folder. All six programs are expected to compile and produce identical</w:t>
-        <w:br/>
-        <w:t>pixel output across runs.</w:t>
+        <w:t>PixLang ships with six test programs in tests/, each chosen to exercise a different combination of language features. Running a test produces a PNG in outputs/, which can be compared against the reference image bundled in the same folder. All six programs are expected to compile and produce identical pixel output across runs.</w:t>
       </w:r>
     </w:p>
     <w:p>
+      <w:pPr>
+        <w:keepNext/>
+        <w:spacing w:before="200" w:after="120"/>
+      </w:pPr>
       <w:r>
         <w:rPr>
+          <w:rFonts w:ascii="Calibri" w:hAnsi="Calibri"/>
+          <w:b/>
           <w:color w:val="000000"/>
+          <w:sz w:val="26"/>
         </w:rPr>
-        <w:t>Test 1: test1_concentric.pix (64 x 64).</w:t>
-        <w:br/>
-        <w:t>Exercises palettes, palette indexing, VAR declarations, arithmetic with</w:t>
-        <w:br/>
-        <w:t>parentheses and division, the MOD operator, and a LOOP WHILE block. Draws</w:t>
-        <w:br/>
-        <w:t>concentric rectangles around a central circle. Expected output: nested</w:t>
-        <w:br/>
-        <w:t>coloured squares on a dark background.</w:t>
+        <w:t>Test 1: test1_concentric.pix  (64 x 64)</w:t>
       </w:r>
     </w:p>
     <w:p>
+      <w:pPr>
+        <w:spacing w:after="160" w:before="0" w:lineRule="auto" w:line="276"/>
+        <w:jc w:val="both"/>
+      </w:pPr>
       <w:r>
         <w:rPr>
+          <w:rFonts w:ascii="Calibri" w:hAnsi="Calibri"/>
+          <w:b w:val="0"/>
+          <w:i w:val="0"/>
           <w:color w:val="000000"/>
+          <w:sz w:val="22"/>
         </w:rPr>
-        <w:t>Test 2: test2_flag.pix (90 x 60).</w:t>
-        <w:br/>
-        <w:t>The simplest program in the suite. No variables, no loops, just FILL plus</w:t>
-        <w:br/>
-        <w:t>three RECT commands and a SAVE. Used as a sanity check that the parser and</w:t>
-        <w:br/>
-        <w:t>codegen handle linear straight-line programs correctly. Expected output:</w:t>
-        <w:br/>
-        <w:t>three horizontal stripes (red, white, green).</w:t>
+        <w:t>Exercises palettes, palette indexing, VAR declarations, arithmetic with parentheses and division, the MOD operator, and a LOOP WHILE block. Draws concentric rectangles around a central circle. Expected output: nested coloured squares on a dark background.</w:t>
       </w:r>
     </w:p>
     <w:p>
+      <w:pPr>
+        <w:keepNext/>
+        <w:spacing w:before="200" w:after="120"/>
+      </w:pPr>
       <w:r>
         <w:rPr>
+          <w:rFonts w:ascii="Calibri" w:hAnsi="Calibri"/>
+          <w:b/>
           <w:color w:val="000000"/>
+          <w:sz w:val="26"/>
         </w:rPr>
-        <w:t>Test 3: test3_checkerboard.pix (64 x 64).</w:t>
-        <w:br/>
-        <w:t>Exercises nested LOOP TIMES blocks together with an IF / ELSE inside the</w:t>
-        <w:br/>
-        <w:t>inner loop. Demonstrates that scope handling in the semantic analyser is</w:t>
-        <w:br/>
-        <w:t>correct across multiple nested blocks. Expected output: a regular</w:t>
-        <w:br/>
-        <w:t>checkerboard pattern.</w:t>
+        <w:t>Test 2: test2_flag.pix  (90 x 60)</w:t>
       </w:r>
     </w:p>
     <w:p>
+      <w:pPr>
+        <w:spacing w:after="160" w:before="0" w:lineRule="auto" w:line="276"/>
+        <w:jc w:val="both"/>
+      </w:pPr>
       <w:r>
         <w:rPr>
+          <w:rFonts w:ascii="Calibri" w:hAnsi="Calibri"/>
+          <w:b w:val="0"/>
+          <w:i w:val="0"/>
           <w:color w:val="000000"/>
+          <w:sz w:val="22"/>
         </w:rPr>
-        <w:t>Test 4: test4_starburst.pix (128 x 128).</w:t>
-        <w:br/>
-        <w:t>Exercises the LINE primitive together with palette indexing. Eight LINE</w:t>
-        <w:br/>
-        <w:t>statements draw rays from the centre of the canvas to each of the eight</w:t>
-        <w:br/>
-        <w:t>compass directions, each tinted with a different colour from an 8-entry</w:t>
-        <w:br/>
-        <w:t>palette, with a small CIRCLE finishing the centre. Expected output: a</w:t>
-        <w:br/>
-        <w:t>multicoloured starburst on a black background.</w:t>
+        <w:t>The simplest program in the suite. No variables, no loops: just FILL plus three RECT commands and a SAVE. Used as a sanity check that the parser and codegen handle linear straight-line programs correctly. Expected output: three horizontal stripes (red, white, green).</w:t>
       </w:r>
     </w:p>
     <w:p>
+      <w:pPr>
+        <w:keepNext/>
+        <w:spacing w:before="200" w:after="120"/>
+      </w:pPr>
       <w:r>
         <w:rPr>
+          <w:rFonts w:ascii="Calibri" w:hAnsi="Calibri"/>
+          <w:b/>
           <w:color w:val="000000"/>
+          <w:sz w:val="26"/>
         </w:rPr>
-        <w:t>Test 5: test5_error_demo.pix.</w:t>
-        <w:br/>
-        <w:t>A two-mode test. By default it compiles successfully (a fallback program</w:t>
-        <w:br/>
-        <w:t>that draws three coloured rectangles) so that the run-all script does not</w:t>
-        <w:br/>
-        <w:t>fail. The file also contains five commented-out blocks, each demonstrating</w:t>
-        <w:br/>
-        <w:t>a different error class:</w:t>
-        <w:br/>
-        <w:t xml:space="preserve">  • Lexer error: invalid character ('@')</w:t>
-        <w:br/>
-        <w:t xml:space="preserve">  • Parser error: missing ENDLOOP</w:t>
-        <w:br/>
-        <w:t xml:space="preserve">  • Semantic error: drawing command before CANVAS</w:t>
-        <w:br/>
-        <w:t xml:space="preserve">  • Semantic error: undeclared variable</w:t>
-        <w:br/>
-        <w:t xml:space="preserve">  • Semantic error: wrong SAVE extension (.bmp)</w:t>
-        <w:br/>
-        <w:t>Uncomment one block at a time to see the corresponding diagnostic.</w:t>
+        <w:t>Test 3: test3_checkerboard.pix  (64 x 64)</w:t>
       </w:r>
     </w:p>
     <w:p>
+      <w:pPr>
+        <w:spacing w:after="160" w:before="0" w:lineRule="auto" w:line="276"/>
+        <w:jc w:val="both"/>
+      </w:pPr>
       <w:r>
         <w:rPr>
+          <w:rFonts w:ascii="Calibri" w:hAnsi="Calibri"/>
+          <w:b w:val="0"/>
+          <w:i w:val="0"/>
           <w:color w:val="000000"/>
+          <w:sz w:val="22"/>
         </w:rPr>
-        <w:t>Test 6: test6_character.pix (256 x 320).</w:t>
-        <w:br/>
-        <w:t>A blocky, Roblox-style figure built entirely from RECT and PIXEL commands.</w:t>
-        <w:br/>
-        <w:t>Demonstrates that the language is expressive enough for hand-authored</w:t>
-        <w:br/>
-        <w:t>sprite art at a larger canvas size, and acts as a visually striking demo</w:t>
-        <w:br/>
-        <w:t>during the viva. Expected output: a yellow-headed, blue-shirted, red-trousered</w:t>
-        <w:br/>
-        <w:t>character on a dark background.</w:t>
+        <w:t>Exercises nested LOOP TIMES blocks together with an IF / ELSE inside the inner loop. Demonstrates that scope handling in the semantic analyser is correct across multiple nested blocks. Expected output: a regular checkerboard pattern.</w:t>
       </w:r>
     </w:p>
     <w:p>
+      <w:pPr>
+        <w:keepNext/>
+        <w:spacing w:before="200" w:after="120"/>
+      </w:pPr>
       <w:r>
         <w:rPr>
+          <w:rFonts w:ascii="Calibri" w:hAnsi="Calibri"/>
+          <w:b/>
           <w:color w:val="000000"/>
+          <w:sz w:val="26"/>
         </w:rPr>
-        <w:t>Running the full suite:</w:t>
-        <w:br/>
-        <w:t xml:space="preserve">  python compiler.py tests/test1_concentric.pix</w:t>
-        <w:br/>
-        <w:t xml:space="preserve">  python compiler.py tests/test2_flag.pix</w:t>
-        <w:br/>
-        <w:t xml:space="preserve">  python compiler.py tests/test3_checkerboard.pix</w:t>
-        <w:br/>
-        <w:t xml:space="preserve">  python compiler.py tests/test4_starburst.pix</w:t>
-        <w:br/>
-        <w:t xml:space="preserve">  python compiler.py tests/test5_error_demo.pix</w:t>
-        <w:br/>
-        <w:t xml:space="preserve">  python compiler.py tests/test6_character.pix</w:t>
+        <w:t>Test 4: test4_starburst.pix  (128 x 128)</w:t>
       </w:r>
     </w:p>
     <w:p>
+      <w:pPr>
+        <w:spacing w:after="160" w:before="0" w:lineRule="auto" w:line="276"/>
+        <w:jc w:val="both"/>
+      </w:pPr>
       <w:r>
         <w:rPr>
+          <w:rFonts w:ascii="Calibri" w:hAnsi="Calibri"/>
+          <w:b w:val="0"/>
+          <w:i w:val="0"/>
           <w:color w:val="000000"/>
+          <w:sz w:val="22"/>
         </w:rPr>
-        <w:t>Each command writes its image into outputs/ and prints "Compilation</w:t>
-        <w:br/>
-        <w:t>successful." on success. Add --debug to any command to see the token stream,</w:t>
-        <w:br/>
-        <w:t>AST, symbol table, raw and optimised TAC, and the codegen log for that</w:t>
-        <w:br/>
-        <w:t>program.</w:t>
+        <w:t>Exercises the LINE primitive together with palette indexing. Eight LINE statements draw rays from the centre of the canvas to each of the eight compass directions, each tinted with a different colour from an 8-entry palette, with a small CIRCLE finishing the centre. Expected output: a multicoloured starburst on a black background.</w:t>
+      </w:r>
+    </w:p>
+    <w:p>
+      <w:pPr>
+        <w:keepNext/>
+        <w:spacing w:before="200" w:after="120"/>
+      </w:pPr>
+      <w:r>
+        <w:rPr>
+          <w:rFonts w:ascii="Calibri" w:hAnsi="Calibri"/>
+          <w:b/>
+          <w:color w:val="000000"/>
+          <w:sz w:val="26"/>
+        </w:rPr>
+        <w:t>Test 5: test5_error_demo.pix</w:t>
+      </w:r>
+    </w:p>
+    <w:p>
+      <w:pPr>
+        <w:spacing w:after="160" w:before="0" w:lineRule="auto" w:line="276"/>
+        <w:jc w:val="both"/>
+      </w:pPr>
+      <w:r>
+        <w:rPr>
+          <w:rFonts w:ascii="Calibri" w:hAnsi="Calibri"/>
+          <w:b w:val="0"/>
+          <w:i w:val="0"/>
+          <w:color w:val="000000"/>
+          <w:sz w:val="22"/>
+        </w:rPr>
+        <w:t>A two-mode test. By default it compiles successfully (a fallback program that draws three coloured rectangles) so that the run-all script does not fail. The file also contains five commented-out blocks, each demonstrating a different error class. Uncomment one block at a time to see the corresponding diagnostic.</w:t>
+      </w:r>
+    </w:p>
+    <w:p>
+      <w:pPr>
+        <w:pStyle w:val="ListBullet"/>
+        <w:spacing w:after="40"/>
+      </w:pPr>
+      <w:r>
+        <w:rPr>
+          <w:rFonts w:ascii="Calibri" w:hAnsi="Calibri"/>
+          <w:color w:val="000000"/>
+          <w:sz w:val="22"/>
+        </w:rPr>
+        <w:t>Lexer error: invalid character ('@')</w:t>
+      </w:r>
+    </w:p>
+    <w:p>
+      <w:pPr>
+        <w:pStyle w:val="ListBullet"/>
+        <w:spacing w:after="40"/>
+      </w:pPr>
+      <w:r>
+        <w:rPr>
+          <w:rFonts w:ascii="Calibri" w:hAnsi="Calibri"/>
+          <w:color w:val="000000"/>
+          <w:sz w:val="22"/>
+        </w:rPr>
+        <w:t>Parser error: missing ENDLOOP</w:t>
+      </w:r>
+    </w:p>
+    <w:p>
+      <w:pPr>
+        <w:pStyle w:val="ListBullet"/>
+        <w:spacing w:after="40"/>
+      </w:pPr>
+      <w:r>
+        <w:rPr>
+          <w:rFonts w:ascii="Calibri" w:hAnsi="Calibri"/>
+          <w:color w:val="000000"/>
+          <w:sz w:val="22"/>
+        </w:rPr>
+        <w:t>Semantic error: drawing command before CANVAS</w:t>
+      </w:r>
+    </w:p>
+    <w:p>
+      <w:pPr>
+        <w:pStyle w:val="ListBullet"/>
+        <w:spacing w:after="40"/>
+      </w:pPr>
+      <w:r>
+        <w:rPr>
+          <w:rFonts w:ascii="Calibri" w:hAnsi="Calibri"/>
+          <w:color w:val="000000"/>
+          <w:sz w:val="22"/>
+        </w:rPr>
+        <w:t>Semantic error: undeclared variable</w:t>
+      </w:r>
+    </w:p>
+    <w:p>
+      <w:pPr>
+        <w:pStyle w:val="ListBullet"/>
+        <w:spacing w:after="40"/>
+      </w:pPr>
+      <w:r>
+        <w:rPr>
+          <w:rFonts w:ascii="Calibri" w:hAnsi="Calibri"/>
+          <w:color w:val="000000"/>
+          <w:sz w:val="22"/>
+        </w:rPr>
+        <w:t>Semantic error: wrong SAVE extension (.bmp)</w:t>
+      </w:r>
+    </w:p>
+    <w:p>
+      <w:pPr>
+        <w:keepNext/>
+        <w:spacing w:before="200" w:after="120"/>
+      </w:pPr>
+      <w:r>
+        <w:rPr>
+          <w:rFonts w:ascii="Calibri" w:hAnsi="Calibri"/>
+          <w:b/>
+          <w:color w:val="000000"/>
+          <w:sz w:val="26"/>
+        </w:rPr>
+        <w:t>Test 6: test6_character.pix  (256 x 320)</w:t>
+      </w:r>
+    </w:p>
+    <w:p>
+      <w:pPr>
+        <w:spacing w:after="160" w:before="0" w:lineRule="auto" w:line="276"/>
+        <w:jc w:val="both"/>
+      </w:pPr>
+      <w:r>
+        <w:rPr>
+          <w:rFonts w:ascii="Calibri" w:hAnsi="Calibri"/>
+          <w:b w:val="0"/>
+          <w:i w:val="0"/>
+          <w:color w:val="000000"/>
+          <w:sz w:val="22"/>
+        </w:rPr>
+        <w:t>A blocky, Roblox-style figure built entirely from RECT and PIXEL commands. Demonstrates that the language is expressive enough for hand-authored sprite art at a larger canvas size, and acts as a visually striking demo during the viva. Expected output: a yellow-headed, blue-shirted, red-trousered character on a dark background.</w:t>
+      </w:r>
+    </w:p>
+    <w:p>
+      <w:pPr>
+        <w:keepNext/>
+        <w:spacing w:before="200" w:after="120"/>
+      </w:pPr>
+      <w:r>
+        <w:rPr>
+          <w:rFonts w:ascii="Calibri" w:hAnsi="Calibri"/>
+          <w:b/>
+          <w:color w:val="000000"/>
+          <w:sz w:val="26"/>
+        </w:rPr>
+        <w:t>Running the Full Suite</w:t>
+      </w:r>
+    </w:p>
+    <w:p>
+      <w:pPr>
+        <w:spacing w:after="0" w:before="0" w:lineRule="auto" w:line="264"/>
+        <w:ind w:left="283"/>
+        <w:shd w:val="clear" w:color="auto" w:fill="F2F2F2"/>
+      </w:pPr>
+      <w:r>
+        <w:rPr>
+          <w:rFonts w:ascii="Consolas" w:hAnsi="Consolas"/>
+          <w:color w:val="000000"/>
+          <w:sz w:val="20"/>
+        </w:rPr>
+        <w:t>python compiler.py tests/test1_concentric.pix</w:t>
+      </w:r>
+    </w:p>
+    <w:p>
+      <w:pPr>
+        <w:spacing w:after="0" w:before="0" w:lineRule="auto" w:line="264"/>
+        <w:ind w:left="283"/>
+        <w:shd w:val="clear" w:color="auto" w:fill="F2F2F2"/>
+      </w:pPr>
+      <w:r>
+        <w:rPr>
+          <w:rFonts w:ascii="Consolas" w:hAnsi="Consolas"/>
+          <w:color w:val="000000"/>
+          <w:sz w:val="20"/>
+        </w:rPr>
+        <w:t>python compiler.py tests/test2_flag.pix</w:t>
+      </w:r>
+    </w:p>
+    <w:p>
+      <w:pPr>
+        <w:spacing w:after="0" w:before="0" w:lineRule="auto" w:line="264"/>
+        <w:ind w:left="283"/>
+        <w:shd w:val="clear" w:color="auto" w:fill="F2F2F2"/>
+      </w:pPr>
+      <w:r>
+        <w:rPr>
+          <w:rFonts w:ascii="Consolas" w:hAnsi="Consolas"/>
+          <w:color w:val="000000"/>
+          <w:sz w:val="20"/>
+        </w:rPr>
+        <w:t>python compiler.py tests/test3_checkerboard.pix</w:t>
+      </w:r>
+    </w:p>
+    <w:p>
+      <w:pPr>
+        <w:spacing w:after="0" w:before="0" w:lineRule="auto" w:line="264"/>
+        <w:ind w:left="283"/>
+        <w:shd w:val="clear" w:color="auto" w:fill="F2F2F2"/>
+      </w:pPr>
+      <w:r>
+        <w:rPr>
+          <w:rFonts w:ascii="Consolas" w:hAnsi="Consolas"/>
+          <w:color w:val="000000"/>
+          <w:sz w:val="20"/>
+        </w:rPr>
+        <w:t>python compiler.py tests/test4_starburst.pix</w:t>
+      </w:r>
+    </w:p>
+    <w:p>
+      <w:pPr>
+        <w:spacing w:after="0" w:before="0" w:lineRule="auto" w:line="264"/>
+        <w:ind w:left="283"/>
+        <w:shd w:val="clear" w:color="auto" w:fill="F2F2F2"/>
+      </w:pPr>
+      <w:r>
+        <w:rPr>
+          <w:rFonts w:ascii="Consolas" w:hAnsi="Consolas"/>
+          <w:color w:val="000000"/>
+          <w:sz w:val="20"/>
+        </w:rPr>
+        <w:t>python compiler.py tests/test5_error_demo.pix</w:t>
+      </w:r>
+    </w:p>
+    <w:p>
+      <w:pPr>
+        <w:spacing w:after="0" w:before="0" w:lineRule="auto" w:line="264"/>
+        <w:ind w:left="283"/>
+        <w:shd w:val="clear" w:color="auto" w:fill="F2F2F2"/>
+      </w:pPr>
+      <w:r>
+        <w:rPr>
+          <w:rFonts w:ascii="Consolas" w:hAnsi="Consolas"/>
+          <w:color w:val="000000"/>
+          <w:sz w:val="20"/>
+        </w:rPr>
+        <w:t>python compiler.py tests/test6_character.pix</w:t>
+      </w:r>
+    </w:p>
+    <w:p>
+      <w:pPr>
+        <w:spacing w:after="40"/>
+      </w:pPr>
+    </w:p>
+    <w:p>
+      <w:pPr>
+        <w:spacing w:after="160" w:before="0" w:lineRule="auto" w:line="276"/>
+        <w:jc w:val="both"/>
+      </w:pPr>
+      <w:r>
+        <w:rPr>
+          <w:rFonts w:ascii="Calibri" w:hAnsi="Calibri"/>
+          <w:b w:val="0"/>
+          <w:i w:val="0"/>
+          <w:color w:val="000000"/>
+          <w:sz w:val="22"/>
+        </w:rPr>
+        <w:t>Each command writes its image into outputs/ and prints "Compilation successful." on success. Add --debug to any command to see the token stream, AST, symbol table, raw and optimised TAC, and the codegen log for that program.</w:t>
       </w:r>
     </w:p>
     <w:sectPr>
       <w:pgSz w:w="12240" w:h="15840"/>
-      <w:pgMar w:top="1440" w:right="1800" w:bottom="1440" w:left="1800" w:header="720" w:footer="720" w:gutter="0"/>
+      <w:pgMar w:top="1417" w:right="1417" w:bottom="1417" w:left="1417" w:header="720" w:footer="720" w:gutter="0"/>
       <w:cols w:space="720"/>
       <w:docGrid w:linePitch="360"/>
     </w:sectPr>

--- a/docs/TestSuite.docx
+++ b/docs/TestSuite.docx
@@ -16,6 +16,31 @@
         </w:rPr>
         <w:t>Test Suite</w:t>
       </w:r>
+    </w:p>
+    <w:p>
+      <w:pPr>
+        <w:spacing w:after="200"/>
+      </w:pPr>
+      <w:r>
+        <w:rPr>
+          <w:rFonts w:ascii="Calibri" w:hAnsi="Calibri"/>
+          <w:b/>
+          <w:color w:val="000000"/>
+          <w:sz w:val="22"/>
+        </w:rPr>
+        <w:t xml:space="preserve">Project Repository: </w:t>
+      </w:r>
+      <w:hyperlink r:id="rId9">
+        <w:r>
+          <w:rPr>
+            <w:rFonts w:ascii="Calibri" w:hAnsi="Calibri"/>
+            <w:sz w:val="22"/>
+            <w:color w:val="0563C1"/>
+            <w:u w:val="single"/>
+          </w:rPr>
+          <w:t>https://github.com/MuhammadMehroz786/Pixel-Lang</w:t>
+        </w:r>
+      </w:hyperlink>
     </w:p>
     <w:p>
       <w:pPr>
